--- a/assets/modelos/contrato-prestacao.docx
+++ b/assets/modelos/contrato-prestacao.docx
@@ -47,6 +47,22 @@
           <w:sz w:val="21"/>
           <w:szCs w:val="21"/>
         </w:rPr>
+        <w:t xml:space="preserve">{{SOCIO2_QUALIFICACAO}}</w:t>
+      </w:r>
+    </w:p>
+    <w:p>
+      <w:pPr>
+        <w:spacing w:after="120"/>
+        <w:jc w:val="both"/>
+      </w:pPr>
+      <w:r>
+        <w:rPr>
+          <w:rFonts w:ascii="Arial" w:cs="Arial" w:eastAsia="Arial" w:hAnsi="Arial"/>
+          <w:b w:val="false"/>
+          <w:bCs w:val="false"/>
+          <w:sz w:val="21"/>
+          <w:szCs w:val="21"/>
+        </w:rPr>
         <w:t xml:space="preserve">CONTRATADA: DIEGO REIS CONTABILIDADE LTDA, CNPJ 19.208.576/0001-77, Registro no CRC/RS 006418/O, estabelecida à Rua Luiz Volkart, 35, 1º andar, Centro, na cidade de Três Coroas/RS, representada neste ato pelo Sr. Contabilista DIEGO REIS, inscrito no CPF nº 002.975.920-09, registrado no CRC nº 090018/O, doravante CONTRATADA.</w:t>
       </w:r>
     </w:p>
@@ -1716,7 +1732,7 @@
     </w:p>
     <w:p>
       <w:pPr>
-        <w:spacing w:after="500"/>
+        <w:spacing w:after="400"/>
         <w:jc w:val="both"/>
       </w:pPr>
       <w:r>
@@ -1732,7 +1748,7 @@
     </w:p>
     <w:p>
       <w:pPr>
-        <w:spacing w:after="60"/>
+        <w:spacing w:after="40"/>
         <w:jc w:val="center"/>
       </w:pPr>
       <w:r>
@@ -1743,12 +1759,12 @@
           <w:sz w:val="21"/>
           <w:szCs w:val="21"/>
         </w:rPr>
-        <w:t xml:space="preserve">_______________________________________                    _______________________________________</w:t>
-      </w:r>
-    </w:p>
-    <w:p>
-      <w:pPr>
-        <w:spacing w:after="60"/>
+        <w:t xml:space="preserve">_______________________________________</w:t>
+      </w:r>
+    </w:p>
+    <w:p>
+      <w:pPr>
+        <w:spacing w:after="300"/>
         <w:jc w:val="center"/>
       </w:pPr>
       <w:r>
@@ -1759,12 +1775,12 @@
           <w:sz w:val="21"/>
           <w:szCs w:val="21"/>
         </w:rPr>
-        <w:t xml:space="preserve">DIEGO REIS CONTABILIDADE LTDA                                        {{RAZAO_SOCIAL}}</w:t>
-      </w:r>
-    </w:p>
-    <w:p>
-      <w:pPr>
-        <w:spacing w:after="120"/>
+        <w:t xml:space="preserve">DIEGO REIS CONTABILIDADE LTDA — CONTRATADA</w:t>
+      </w:r>
+    </w:p>
+    <w:p>
+      <w:pPr>
+        <w:spacing w:after="40"/>
         <w:jc w:val="center"/>
       </w:pPr>
       <w:r>
@@ -1775,7 +1791,87 @@
           <w:sz w:val="21"/>
           <w:szCs w:val="21"/>
         </w:rPr>
-        <w:t xml:space="preserve">CONTRATADA                                                                      CONTRATANTE</w:t>
+        <w:t xml:space="preserve">_______________________________________</w:t>
+      </w:r>
+    </w:p>
+    <w:p>
+      <w:pPr>
+        <w:spacing w:after="20"/>
+        <w:jc w:val="center"/>
+      </w:pPr>
+      <w:r>
+        <w:rPr>
+          <w:rFonts w:ascii="Arial" w:cs="Arial" w:eastAsia="Arial" w:hAnsi="Arial"/>
+          <w:b/>
+          <w:bCs/>
+          <w:sz w:val="21"/>
+          <w:szCs w:val="21"/>
+        </w:rPr>
+        <w:t xml:space="preserve">{{SOCIO_NOME}}</w:t>
+      </w:r>
+    </w:p>
+    <w:p>
+      <w:pPr>
+        <w:spacing w:after="300"/>
+        <w:jc w:val="center"/>
+      </w:pPr>
+      <w:r>
+        <w:rPr>
+          <w:rFonts w:ascii="Arial" w:cs="Arial" w:eastAsia="Arial" w:hAnsi="Arial"/>
+          <w:b w:val="false"/>
+          <w:bCs w:val="false"/>
+          <w:sz w:val="21"/>
+          <w:szCs w:val="21"/>
+        </w:rPr>
+        <w:t xml:space="preserve">{{RAZAO_SOCIAL}} — CONTRATANTE</w:t>
+      </w:r>
+    </w:p>
+    <w:p>
+      <w:pPr>
+        <w:spacing w:after="40"/>
+        <w:jc w:val="center"/>
+      </w:pPr>
+      <w:r>
+        <w:rPr>
+          <w:rFonts w:ascii="Arial" w:cs="Arial" w:eastAsia="Arial" w:hAnsi="Arial"/>
+          <w:b w:val="false"/>
+          <w:bCs w:val="false"/>
+          <w:sz w:val="21"/>
+          <w:szCs w:val="21"/>
+        </w:rPr>
+        <w:t xml:space="preserve">{{ASS2_LINHA}}</w:t>
+      </w:r>
+    </w:p>
+    <w:p>
+      <w:pPr>
+        <w:spacing w:after="20"/>
+        <w:jc w:val="center"/>
+      </w:pPr>
+      <w:r>
+        <w:rPr>
+          <w:rFonts w:ascii="Arial" w:cs="Arial" w:eastAsia="Arial" w:hAnsi="Arial"/>
+          <w:b/>
+          <w:bCs/>
+          <w:sz w:val="21"/>
+          <w:szCs w:val="21"/>
+        </w:rPr>
+        <w:t xml:space="preserve">{{ASS2_NOME}}</w:t>
+      </w:r>
+    </w:p>
+    <w:p>
+      <w:pPr>
+        <w:spacing w:after="120"/>
+        <w:jc w:val="center"/>
+      </w:pPr>
+      <w:r>
+        <w:rPr>
+          <w:rFonts w:ascii="Arial" w:cs="Arial" w:eastAsia="Arial" w:hAnsi="Arial"/>
+          <w:b w:val="false"/>
+          <w:bCs w:val="false"/>
+          <w:sz w:val="21"/>
+          <w:szCs w:val="21"/>
+        </w:rPr>
+        <w:t xml:space="preserve">{{ASS2_SUB}}</w:t>
       </w:r>
     </w:p>
     <w:sectPr>
